--- a/backend/templates/CoverLetter/Direct/Combo.docx
+++ b/backend/templates/CoverLetter/Direct/Combo.docx
@@ -288,7 +288,7 @@
           <w:color w:val="404040"/>
           <w:sz w:val="22"/>
         </w:rPr>
-        <w:t>Hello,</w:t>
+        <w:t>{{greeting}}</w:t>
       </w:r>
     </w:p>
     <w:p>
@@ -318,7 +318,7 @@
           <w:color w:val="404040"/>
           <w:sz w:val="22"/>
         </w:rPr>
-        <w:t>Thanks for the opportunity to bid on this {{job_name}} project!</w:t>
+        <w:t>Thank you for the opportunity to provide a quote for this project.</w:t>
       </w:r>
     </w:p>
     <w:p>
@@ -338,7 +338,7 @@
           <w:color w:val="404040"/>
           <w:sz w:val="22"/>
         </w:rPr>
-        <w:t>The pages that follow are our Epoxy / Resinous Flooring and Polished Concrete proposals for this project. A few things to note:</w:t>
+        <w:t>A few things to note:</w:t>
       </w:r>
     </w:p>
     <w:p>
@@ -393,17 +393,41 @@
           <w:color w:val="404040"/>
           <w:sz w:val="22"/>
         </w:rPr>
-        <w:t xml:space="preserve">{{epoxy_system_name}}, {{texture}} texture, over approximately {{epoxy_sf}} SF, with {{cove_lf}} LF of integral cove base. </w:t>
+        <w:t>{{cover_system_line}}</w:t>
+      </w:r>
+    </w:p>
+    <w:p>
+      <w:pPr>
+        <w:numPr>
+          <w:ilvl w:val="0"/>
+          <w:numId w:val="33"/>
+        </w:numPr>
+        <w:ind w:right="2340"/>
+        <w:rPr>
+          <w:rFonts w:ascii="Zetta Serif Book" w:hAnsi="Zetta Serif Book"/>
+          <w:sz w:val="22"/>
+          <w:szCs w:val="22"/>
+        </w:rPr>
+      </w:pPr>
+      <w:r>
+        <w:rPr>
+          <w:rFonts w:ascii="Zetta Serif Book" w:hAnsi="Zetta Serif Book"/>
+          <w:b/>
+          <w:i w:val="0"/>
+          <w:color w:val="404040"/>
+          <w:sz w:val="22"/>
+        </w:rPr>
+        <w:t xml:space="preserve">Area: </w:t>
       </w:r>
       <w:r>
         <w:rPr>
           <w:rFonts w:ascii="Zetta Serif Book" w:hAnsi="Zetta Serif Book"/>
           <w:b w:val="0"/>
-          <w:i/>
+          <w:i w:val="0"/>
           <w:color w:val="404040"/>
           <w:sz w:val="22"/>
         </w:rPr>
-        <w:t>[THICKNESS - pick one: 1/8" / 3/16" / 1/4" nominal thickness with urethane topcoat.] [COVE HEIGHT - pick one: 4" / 6" / 8".]</w:t>
+        <w:t>{{work_areas}}</w:t>
       </w:r>
     </w:p>
     <w:p>
@@ -437,17 +461,7 @@
           <w:color w:val="404040"/>
           <w:sz w:val="22"/>
         </w:rPr>
-        <w:t xml:space="preserve">{{schedule_notes}} </w:t>
-      </w:r>
-      <w:r>
-        <w:rPr>
-          <w:rFonts w:ascii="Zetta Serif Book" w:hAnsi="Zetta Serif Book"/>
-          <w:b w:val="0"/>
-          <w:i/>
-          <w:color w:val="404040"/>
-          <w:sz w:val="22"/>
-        </w:rPr>
-        <w:t>[SCHEDULE - assumes 1 mobilization per phase, with all areas available at one time; edit if this job phases differently.]</w:t>
+        <w:t>This price is based on all work taking place in 1 phase/mobilization. If this needs to be split into multiple phases and/or over weekends, please let me know.</w:t>
       </w:r>
     </w:p>
     <w:p>
@@ -580,17 +594,7 @@
           <w:color w:val="404040"/>
           <w:sz w:val="22"/>
         </w:rPr>
-        <w:t xml:space="preserve">{{schedule_notes}} </w:t>
-      </w:r>
-      <w:r>
-        <w:rPr>
-          <w:rFonts w:ascii="Zetta Serif Book" w:hAnsi="Zetta Serif Book"/>
-          <w:b w:val="0"/>
-          <w:i/>
-          <w:color w:val="404040"/>
-          <w:sz w:val="22"/>
-        </w:rPr>
-        <w:t>[SCHEDULE - assumes 1 mobilization per phase, with all areas available at one time; edit if this job phases differently.]</w:t>
+        <w:t>This price is based on all work taking place in 1 phase/mobilization. If this needs to be split into multiple phases and/or over weekends, please let me know.</w:t>
       </w:r>
     </w:p>
     <w:p>
@@ -645,7 +649,7 @@
           <w:color w:val="404040"/>
           <w:sz w:val="22"/>
         </w:rPr>
-        <w:t>Feel free to reach out if you have any questions.</w:t>
+        <w:t>Feel free to reach out, if you have questions.</w:t>
       </w:r>
     </w:p>
     <w:p>

--- a/backend/templates/CoverLetter/Direct/Combo.docx
+++ b/backend/templates/CoverLetter/Direct/Combo.docx
@@ -104,129 +104,6 @@
               </wp:anchor>
             </w:drawing>
           </w:r>
-          <w:r>
-            <w:rPr>
-              <w:noProof/>
-              <w:color w:val="404040" w:themeColor="text1" w:themeTint="BF"/>
-              <w:sz w:val="20"/>
-              <w:szCs w:val="20"/>
-            </w:rPr>
-            <mc:AlternateContent>
-              <mc:Choice Requires="wps">
-                <w:drawing>
-                  <wp:anchor distT="0" distB="0" distL="114300" distR="114300" simplePos="0" relativeHeight="251667456" behindDoc="0" locked="0" layoutInCell="1" allowOverlap="1" wp14:anchorId="0FD7FB55" wp14:editId="0C1B913B">
-                    <wp:simplePos x="0" y="0"/>
-                    <wp:positionH relativeFrom="column">
-                      <wp:posOffset>-112841</wp:posOffset>
-                    </wp:positionH>
-                    <wp:positionV relativeFrom="paragraph">
-                      <wp:posOffset>-572406</wp:posOffset>
-                    </wp:positionV>
-                    <wp:extent cx="800100" cy="228600"/>
-                    <wp:effectExtent l="0" t="0" r="0" b="0"/>
-                    <wp:wrapSquare wrapText="bothSides"/>
-                    <wp:docPr id="1" name="Text Box 7"/>
-                    <wp:cNvGraphicFramePr/>
-                    <a:graphic xmlns:a="http://schemas.openxmlformats.org/drawingml/2006/main">
-                      <a:graphicData uri="http://schemas.microsoft.com/office/word/2010/wordprocessingShape">
-                        <wps:wsp>
-                          <wps:cNvSpPr txBox="1"/>
-                          <wps:spPr>
-                            <a:xfrm>
-                              <a:off x="0" y="0"/>
-                              <a:ext cx="800100" cy="228600"/>
-                            </a:xfrm>
-                            <a:prstGeom prst="rect">
-                              <a:avLst/>
-                            </a:prstGeom>
-                            <a:noFill/>
-                            <a:ln>
-                              <a:noFill/>
-                            </a:ln>
-                            <a:effectLst/>
-                            <a:extLst>
-                              <a:ext uri="{C572A759-6A51-4108-AA02-DFA0A04FC94B}">
-                                <ma14:wrappingTextBoxFlag xmlns:ma14="http://schemas.microsoft.com/office/mac/drawingml/2011/main" xmlns:mv="urn:schemas-microsoft-com:mac:vml" xmlns:mo="http://schemas.microsoft.com/office/mac/office/2008/main" xmlns=""/>
-                              </a:ext>
-                            </a:extLst>
-                          </wps:spPr>
-                          <wps:style>
-                            <a:lnRef idx="0">
-                              <a:schemeClr val="accent1"/>
-                            </a:lnRef>
-                            <a:fillRef idx="0">
-                              <a:schemeClr val="accent1"/>
-                            </a:fillRef>
-                            <a:effectRef idx="0">
-                              <a:schemeClr val="accent1"/>
-                            </a:effectRef>
-                            <a:fontRef idx="minor">
-                              <a:schemeClr val="dk1"/>
-                            </a:fontRef>
-                          </wps:style>
-                          <wps:txbx>
-                            <w:txbxContent>
-                              <w:p>
-                                <w:pPr>
-                                  <w:jc w:val="center"/>
-                                  <w:rPr>
-                                    <w:rFonts w:ascii="Zetta Serif" w:hAnsi="Zetta Serif"/>
-                                  </w:rPr>
-                                </w:pPr>
-                                <w:r>
-                                  <w:rPr>
-                                    <w:rFonts w:ascii="Zetta Serif Book" w:hAnsi="Zetta Serif Book"/>
-                                    <w:color w:val="404040" w:themeColor="text1" w:themeTint="BF"/>
-                                  </w:rPr>
-                                  <w:t xml:space="preserve">{{proposal_date_short}}</w:t>
-                                </w:r>
-                              </w:p>
-                            </w:txbxContent>
-                          </wps:txbx>
-                          <wps:bodyPr rot="0" spcFirstLastPara="0" vertOverflow="overflow" horzOverflow="overflow" vert="horz" wrap="square" lIns="91440" tIns="45720" rIns="91440" bIns="45720" numCol="1" spcCol="0" rtlCol="0" fromWordArt="0" anchor="t" anchorCtr="0" forceAA="0" compatLnSpc="1">
-                            <a:prstTxWarp prst="textNoShape">
-                              <a:avLst/>
-                            </a:prstTxWarp>
-                            <a:noAutofit/>
-                          </wps:bodyPr>
-                        </wps:wsp>
-                      </a:graphicData>
-                    </a:graphic>
-                  </wp:anchor>
-                </w:drawing>
-              </mc:Choice>
-              <mc:Fallback>
-                <w:pict>
-                  <v:shapetype w14:anchorId="0FD7FB55" id="_x0000_t202" coordsize="21600,21600" o:spt="202" path="m,l,21600r21600,l21600,xe">
-                    <v:stroke joinstyle="miter"/>
-                    <v:path gradientshapeok="t" o:connecttype="rect"/>
-                  </v:shapetype>
-                  <v:shape id="Text Box 7" o:spid="_x0000_s1026" type="#_x0000_t202" style="position:absolute;margin-left:-8.9pt;margin-top:-45.05pt;width:63pt;height:18pt;z-index:251667456;visibility:visible;mso-wrap-style:square;mso-wrap-distance-left:9pt;mso-wrap-distance-top:0;mso-wrap-distance-right:9pt;mso-wrap-distance-bottom:0;mso-position-horizontal:absolute;mso-position-horizontal-relative:text;mso-position-vertical:absolute;mso-position-vertical-relative:text;v-text-anchor:top" o:gfxdata="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" filled="f" stroked="f">
-                    <v:textbox>
-                      <w:txbxContent>
-                        <w:p>
-                          <w:pPr>
-                            <w:jc w:val="center"/>
-                            <w:rPr>
-                              <w:rFonts w:ascii="Zetta Serif" w:hAnsi="Zetta Serif"/>
-                            </w:rPr>
-                          </w:pPr>
-                          <w:r>
-                            <w:rPr>
-                              <w:rFonts w:ascii="Zetta Serif Book" w:hAnsi="Zetta Serif Book"/>
-                              <w:color w:val="404040" w:themeColor="text1" w:themeTint="BF"/>
-                            </w:rPr>
-                            <w:t xml:space="preserve">{{proposal_date_short}}</w:t>
-                          </w:r>
-                        </w:p>
-                      </w:txbxContent>
-                    </v:textbox>
-                    <w10:wrap type="square"/>
-                  </v:shape>
-                </w:pict>
-              </mc:Fallback>
-            </mc:AlternateContent>
-          </w:r>
         </w:p>
         <w:p>
           <w:pPr>
@@ -241,36 +118,6 @@
         </w:p>
       </w:sdtContent>
     </w:sdt>
-    <w:p>
-      <w:pPr>
-        <w:rPr>
-          <w:rFonts w:ascii="Century Gothic" w:hAnsi="Century Gothic"/>
-          <w:sz w:val="22"/>
-          <w:szCs w:val="22"/>
-        </w:rPr>
-      </w:pPr>
-      <w:r>
-        <w:rPr>
-          <w:rFonts w:ascii="Century Gothic" w:hAnsi="Century Gothic"/>
-          <w:b w:val="0"/>
-          <w:i w:val="0"/>
-          <w:color w:val="A91120"/>
-          <w:sz w:val="22"/>
-          <w:u w:val="single"/>
-        </w:rPr>
-        <w:t>Epoxy / Resinous Flooring &amp; Polished Concrete Proposal - {{job_name}}</w:t>
-      </w:r>
-    </w:p>
-    <w:p>
-      <w:pPr>
-        <w:ind w:right="2340"/>
-        <w:rPr>
-          <w:rFonts w:ascii="Zetta Serif Book" w:hAnsi="Zetta Serif Book"/>
-          <w:sz w:val="22"/>
-          <w:szCs w:val="22"/>
-        </w:rPr>
-      </w:pPr>
-    </w:p>
     <w:p>
       <w:pPr>
         <w:ind w:right="2340"/>

--- a/backend/templates/CoverLetter/Direct/Combo.docx
+++ b/backend/templates/CoverLetter/Direct/Combo.docx
@@ -592,21 +592,11 @@
         <w:rPr>
           <w:rFonts w:ascii="Arial" w:hAnsi="Arial"/>
           <w:b w:val="0"/>
-          <w:i/>
-          <w:color w:val="595959"/>
-          <w:sz w:val="20"/>
-        </w:rPr>
-        <w:t>[ESTIMATOR EMAIL]</w:t>
-      </w:r>
-      <w:r>
-        <w:rPr>
-          <w:rFonts w:ascii="Arial" w:hAnsi="Arial"/>
-          <w:b w:val="0"/>
           <w:i w:val="0"/>
           <w:color w:val="595959"/>
           <w:sz w:val="20"/>
         </w:rPr>
-        <w:t xml:space="preserve"> | wetreadwell.com</w:t>
+        <w:t>{{estimator_contact_line}}</w:t>
       </w:r>
     </w:p>
     <w:p>
